--- a/production_analysis/Rapport/Rapport de collecte_ICV_Mars25_V0.docx
+++ b/production_analysis/Rapport/Rapport de collecte_ICV_Mars25_V0.docx
@@ -421,15 +421,11 @@
         <w:spacing w:line="360" w:lineRule="auto"/>
         <w:jc w:val="both"/>
         <w:rPr>
-          <w:del w:id="1" w:author="Sadia Emmanuel Josias" w:date="2025-04-15T13:07:00Z" w16du:dateUtc="2025-04-15T13:07:00Z"/>
-          <w:rFonts w:ascii="Garamond" w:hAnsi="Garamond"/>
-          <w:sz w:val="24"/>
-          <w:szCs w:val="24"/>
-          <w:lang w:val="fr-FR"/>
-        </w:rPr>
-        <w:pPrChange w:id="2" w:author="Sadia Emmanuel Josias" w:date="2025-04-15T13:13:00Z" w16du:dateUtc="2025-04-15T13:13:00Z">
-          <w:pPr/>
-        </w:pPrChange>
+          <w:rFonts w:ascii="Garamond" w:hAnsi="Garamond"/>
+          <w:sz w:val="24"/>
+          <w:szCs w:val="24"/>
+          <w:lang w:val="fr-FR"/>
+        </w:rPr>
       </w:pPr>
       <w:r>
         <w:rPr>
@@ -440,36 +436,207 @@
         </w:rPr>
         <w:t xml:space="preserve">La collecte des données du mois de mars pour l’étude sur la cherté de la vie s’est déroulée du 12 mars au 14 avril 2025. </w:t>
       </w:r>
-      <w:del w:id="3" w:author="Sadia Emmanuel Josias" w:date="2025-04-15T13:07:00Z" w16du:dateUtc="2025-04-15T13:07:00Z">
-        <w:r>
-          <w:rPr>
-            <w:rFonts w:ascii="Garamond" w:hAnsi="Garamond"/>
-            <w:sz w:val="24"/>
-            <w:szCs w:val="24"/>
-            <w:lang w:val="fr-FR"/>
-          </w:rPr>
-          <w:delText>Le taux de réponse</w:delText>
-        </w:r>
-      </w:del>
     </w:p>
     <w:p>
       <w:pPr>
         <w:spacing w:line="360" w:lineRule="auto"/>
         <w:jc w:val="both"/>
         <w:rPr>
-          <w:ins w:id="4" w:author="Sadia Emmanuel Josias" w:date="2025-04-15T13:07:00Z" w16du:dateUtc="2025-04-15T13:07:00Z"/>
-          <w:rFonts w:ascii="Garamond" w:hAnsi="Garamond"/>
-          <w:sz w:val="24"/>
-          <w:szCs w:val="24"/>
-          <w:lang w:val="fr-FR"/>
-        </w:rPr>
-        <w:pPrChange w:id="5" w:author="Sadia Emmanuel Josias" w:date="2025-04-15T13:13:00Z" w16du:dateUtc="2025-04-15T13:13:00Z">
-          <w:pPr/>
-        </w:pPrChange>
-      </w:pPr>
+          <w:rFonts w:ascii="Garamond" w:hAnsi="Garamond"/>
+          <w:sz w:val="24"/>
+          <w:szCs w:val="24"/>
+          <w:lang w:val="fr-FR"/>
+        </w:rPr>
+      </w:pPr>
+      <w:r>
+        <w:rPr>
+          <w:rFonts w:ascii="Garamond" w:hAnsi="Garamond"/>
+          <w:sz w:val="24"/>
+          <w:szCs w:val="24"/>
+          <w:lang w:val="fr-FR"/>
+        </w:rPr>
+        <w:t xml:space="preserve">Le taux de réponse des ménages </w:t>
+      </w:r>
+      <w:r>
+        <w:rPr>
+          <w:rFonts w:ascii="Garamond" w:hAnsi="Garamond"/>
+          <w:sz w:val="24"/>
+          <w:szCs w:val="24"/>
+          <w:lang w:val="fr-FR"/>
+        </w:rPr>
+        <w:t xml:space="preserve">est en baisse et </w:t>
+      </w:r>
+      <w:r>
+        <w:rPr>
+          <w:rFonts w:ascii="Garamond" w:hAnsi="Garamond"/>
+          <w:sz w:val="24"/>
+          <w:szCs w:val="24"/>
+          <w:lang w:val="fr-FR"/>
+        </w:rPr>
+        <w:t>s’élève à 6</w:t>
+      </w:r>
+      <w:r>
+        <w:rPr>
+          <w:rFonts w:ascii="Garamond" w:hAnsi="Garamond"/>
+          <w:sz w:val="24"/>
+          <w:szCs w:val="24"/>
+          <w:lang w:val="fr-FR"/>
+        </w:rPr>
+        <w:t>1</w:t>
+      </w:r>
+      <w:r>
+        <w:rPr>
+          <w:rFonts w:ascii="Garamond" w:hAnsi="Garamond"/>
+          <w:sz w:val="24"/>
+          <w:szCs w:val="24"/>
+          <w:lang w:val="fr-FR"/>
+        </w:rPr>
+        <w:t>,</w:t>
+      </w:r>
+      <w:r>
+        <w:rPr>
+          <w:rFonts w:ascii="Garamond" w:hAnsi="Garamond"/>
+          <w:sz w:val="24"/>
+          <w:szCs w:val="24"/>
+          <w:lang w:val="fr-FR"/>
+        </w:rPr>
+        <w:t>3</w:t>
+      </w:r>
+      <w:r>
+        <w:rPr>
+          <w:rFonts w:ascii="Garamond" w:hAnsi="Garamond"/>
+          <w:sz w:val="24"/>
+          <w:szCs w:val="24"/>
+          <w:lang w:val="fr-FR"/>
+        </w:rPr>
+        <w:t xml:space="preserve"> %, avec </w:t>
+      </w:r>
+      <w:r>
+        <w:rPr>
+          <w:rFonts w:ascii="Garamond" w:hAnsi="Garamond"/>
+          <w:sz w:val="24"/>
+          <w:szCs w:val="24"/>
+          <w:lang w:val="fr-FR"/>
+        </w:rPr>
+        <w:t>546</w:t>
+      </w:r>
+      <w:r>
+        <w:rPr>
+          <w:rFonts w:ascii="Garamond" w:hAnsi="Garamond"/>
+          <w:sz w:val="24"/>
+          <w:szCs w:val="24"/>
+          <w:lang w:val="fr-FR"/>
+        </w:rPr>
+        <w:t xml:space="preserve"> entretiens réalisés sur un échantillon de </w:t>
+      </w:r>
+      <w:r>
+        <w:rPr>
+          <w:rFonts w:ascii="Garamond" w:hAnsi="Garamond"/>
+          <w:sz w:val="24"/>
+          <w:szCs w:val="24"/>
+          <w:lang w:val="fr-FR"/>
+        </w:rPr>
+        <w:t>886</w:t>
+      </w:r>
+      <w:r>
+        <w:rPr>
+          <w:rFonts w:ascii="Garamond" w:hAnsi="Garamond"/>
+          <w:sz w:val="24"/>
+          <w:szCs w:val="24"/>
+          <w:lang w:val="fr-FR"/>
+        </w:rPr>
+        <w:t xml:space="preserve"> ménages sélectionnés.</w:t>
+      </w:r>
+      <w:r>
+        <w:rPr>
+          <w:rFonts w:ascii="Garamond" w:hAnsi="Garamond"/>
+          <w:sz w:val="24"/>
+          <w:szCs w:val="24"/>
+          <w:lang w:val="fr-FR"/>
+        </w:rPr>
+        <w:t xml:space="preserve"> L’échantillon global est composé des ménages du mois de février en ré-interrogation et des nouveaux entrants du mois mars (446 ménages).</w:t>
+      </w:r>
     </w:p>
     <w:p>
       <w:pPr>
+        <w:spacing w:before="100" w:beforeAutospacing="1" w:after="100" w:afterAutospacing="1" w:line="360" w:lineRule="auto"/>
+        <w:jc w:val="both"/>
+        <w:rPr>
+          <w:rFonts w:ascii="Garamond" w:hAnsi="Garamond"/>
+          <w:sz w:val="24"/>
+          <w:szCs w:val="24"/>
+          <w:lang w:val="fr-FR"/>
+        </w:rPr>
+      </w:pPr>
+      <w:r>
+        <w:rPr>
+          <w:rFonts w:ascii="Garamond" w:hAnsi="Garamond"/>
+          <w:sz w:val="24"/>
+          <w:szCs w:val="24"/>
+          <w:lang w:val="fr-FR"/>
+        </w:rPr>
+        <w:t xml:space="preserve">Les résultats révèlent des soldes d’opinion négatifs concernant la situation économique globale du pays et la situation financière, témoignant d’un sentiment général de fragilité économique au sein des ménages. </w:t>
+      </w:r>
+      <w:r>
+        <w:rPr>
+          <w:rFonts w:ascii="Garamond" w:hAnsi="Garamond"/>
+          <w:sz w:val="24"/>
+          <w:szCs w:val="24"/>
+          <w:lang w:val="fr-FR"/>
+        </w:rPr>
+        <w:t>Cela est corroboré par le fait que les soldes d’opinions relatifs aux dépenses mensuels et à l’endettement sont tous positifs et statistiquement significatifs.</w:t>
+      </w:r>
+    </w:p>
+    <w:p>
+      <w:pPr>
+        <w:spacing w:before="100" w:beforeAutospacing="1" w:after="100" w:afterAutospacing="1" w:line="360" w:lineRule="auto"/>
+        <w:jc w:val="both"/>
+        <w:rPr>
+          <w:rFonts w:ascii="Garamond" w:hAnsi="Garamond"/>
+          <w:sz w:val="24"/>
+          <w:szCs w:val="24"/>
+          <w:lang w:val="fr-FR"/>
+        </w:rPr>
+      </w:pPr>
+      <w:r>
+        <w:rPr>
+          <w:rFonts w:ascii="Garamond" w:hAnsi="Garamond"/>
+          <w:sz w:val="24"/>
+          <w:szCs w:val="24"/>
+          <w:lang w:val="fr-FR"/>
+        </w:rPr>
+        <w:t>En revanche, les soldes d’opinion relatifs à l’évolution des prix et à la cherté de la vie sont positifs, traduisant une perception d’augmentation du niveau des prix et du coût de la vie.</w:t>
+      </w:r>
+    </w:p>
+    <w:p>
+      <w:pPr>
+        <w:pStyle w:val="Titre1"/>
+        <w:rPr>
+          <w:rFonts w:ascii="Garamond" w:hAnsi="Garamond"/>
+          <w:sz w:val="28"/>
+          <w:szCs w:val="28"/>
+          <w:lang w:val="fr-FR"/>
+        </w:rPr>
+      </w:pPr>
+      <w:r>
+        <w:rPr>
+          <w:rFonts w:ascii="Garamond" w:hAnsi="Garamond"/>
+          <w:sz w:val="28"/>
+          <w:szCs w:val="28"/>
+          <w:lang w:val="fr-FR"/>
+        </w:rPr>
+        <w:t>INTRODUCTION</w:t>
+      </w:r>
+    </w:p>
+    <w:p>
+      <w:pPr>
+        <w:rPr>
+          <w:lang w:val="fr-FR"/>
+        </w:rPr>
+      </w:pPr>
+    </w:p>
+    <w:p>
+      <w:pPr>
         <w:spacing w:line="360" w:lineRule="auto"/>
         <w:jc w:val="both"/>
         <w:rPr>
@@ -478,331 +645,6 @@
           <w:szCs w:val="24"/>
           <w:lang w:val="fr-FR"/>
         </w:rPr>
-        <w:pPrChange w:id="6" w:author="Sadia Emmanuel Josias" w:date="2025-04-15T13:13:00Z" w16du:dateUtc="2025-04-15T13:13:00Z">
-          <w:pPr>
-            <w:spacing w:before="100" w:beforeAutospacing="1" w:after="100" w:afterAutospacing="1" w:line="360" w:lineRule="auto"/>
-            <w:jc w:val="both"/>
-          </w:pPr>
-        </w:pPrChange>
-      </w:pPr>
-      <w:del w:id="7" w:author="Sadia Emmanuel Josias" w:date="2025-04-15T13:07:00Z" w16du:dateUtc="2025-04-15T13:07:00Z">
-        <w:r>
-          <w:rPr>
-            <w:rFonts w:ascii="Garamond" w:hAnsi="Garamond"/>
-            <w:sz w:val="24"/>
-            <w:szCs w:val="24"/>
-            <w:lang w:val="fr-FR"/>
-          </w:rPr>
-          <w:delText>L</w:delText>
-        </w:r>
-        <w:r>
-          <w:rPr>
-            <w:rFonts w:ascii="Garamond" w:hAnsi="Garamond"/>
-            <w:sz w:val="24"/>
-            <w:szCs w:val="24"/>
-            <w:lang w:val="fr-FR"/>
-          </w:rPr>
-          <w:delText>a première phase de l</w:delText>
-        </w:r>
-        <w:r>
-          <w:rPr>
-            <w:rFonts w:ascii="Garamond" w:hAnsi="Garamond"/>
-            <w:sz w:val="24"/>
-            <w:szCs w:val="24"/>
-            <w:lang w:val="fr-FR"/>
-          </w:rPr>
-          <w:delText xml:space="preserve">’opération de collecte des données pour l’étude sur la cherté de la vie s’est déroulée du 14 au 28 février 2025. </w:delText>
-        </w:r>
-      </w:del>
-      <w:r>
-        <w:rPr>
-          <w:rFonts w:ascii="Garamond" w:hAnsi="Garamond"/>
-          <w:sz w:val="24"/>
-          <w:szCs w:val="24"/>
-          <w:lang w:val="fr-FR"/>
-        </w:rPr>
-        <w:t xml:space="preserve">Le taux de réponse des ménages </w:t>
-      </w:r>
-      <w:ins w:id="8" w:author="Sadia Emmanuel Josias" w:date="2025-04-15T13:12:00Z" w16du:dateUtc="2025-04-15T13:12:00Z">
-        <w:r>
-          <w:rPr>
-            <w:rFonts w:ascii="Garamond" w:hAnsi="Garamond"/>
-            <w:sz w:val="24"/>
-            <w:szCs w:val="24"/>
-            <w:lang w:val="fr-FR"/>
-          </w:rPr>
-          <w:t xml:space="preserve">est en baisse et </w:t>
-        </w:r>
-      </w:ins>
-      <w:r>
-        <w:rPr>
-          <w:rFonts w:ascii="Garamond" w:hAnsi="Garamond"/>
-          <w:sz w:val="24"/>
-          <w:szCs w:val="24"/>
-          <w:lang w:val="fr-FR"/>
-        </w:rPr>
-        <w:t>s’élève à 6</w:t>
-      </w:r>
-      <w:ins w:id="9" w:author="Sadia Emmanuel Josias" w:date="2025-04-15T13:08:00Z" w16du:dateUtc="2025-04-15T13:08:00Z">
-        <w:r>
-          <w:rPr>
-            <w:rFonts w:ascii="Garamond" w:hAnsi="Garamond"/>
-            <w:sz w:val="24"/>
-            <w:szCs w:val="24"/>
-            <w:lang w:val="fr-FR"/>
-          </w:rPr>
-          <w:t>1</w:t>
-        </w:r>
-      </w:ins>
-      <w:del w:id="10" w:author="Sadia Emmanuel Josias" w:date="2025-04-15T13:08:00Z" w16du:dateUtc="2025-04-15T13:08:00Z">
-        <w:r>
-          <w:rPr>
-            <w:rFonts w:ascii="Garamond" w:hAnsi="Garamond"/>
-            <w:sz w:val="24"/>
-            <w:szCs w:val="24"/>
-            <w:lang w:val="fr-FR"/>
-          </w:rPr>
-          <w:delText>8</w:delText>
-        </w:r>
-      </w:del>
-      <w:r>
-        <w:rPr>
-          <w:rFonts w:ascii="Garamond" w:hAnsi="Garamond"/>
-          <w:sz w:val="24"/>
-          <w:szCs w:val="24"/>
-          <w:lang w:val="fr-FR"/>
-        </w:rPr>
-        <w:t>,</w:t>
-      </w:r>
-      <w:ins w:id="11" w:author="Sadia Emmanuel Josias" w:date="2025-04-15T13:08:00Z" w16du:dateUtc="2025-04-15T13:08:00Z">
-        <w:r>
-          <w:rPr>
-            <w:rFonts w:ascii="Garamond" w:hAnsi="Garamond"/>
-            <w:sz w:val="24"/>
-            <w:szCs w:val="24"/>
-            <w:lang w:val="fr-FR"/>
-          </w:rPr>
-          <w:t>3</w:t>
-        </w:r>
-      </w:ins>
-      <w:del w:id="12" w:author="Sadia Emmanuel Josias" w:date="2025-04-15T13:08:00Z" w16du:dateUtc="2025-04-15T13:08:00Z">
-        <w:r>
-          <w:rPr>
-            <w:rFonts w:ascii="Garamond" w:hAnsi="Garamond"/>
-            <w:sz w:val="24"/>
-            <w:szCs w:val="24"/>
-            <w:lang w:val="fr-FR"/>
-          </w:rPr>
-          <w:delText>1</w:delText>
-        </w:r>
-      </w:del>
-      <w:r>
-        <w:rPr>
-          <w:rFonts w:ascii="Garamond" w:hAnsi="Garamond"/>
-          <w:sz w:val="24"/>
-          <w:szCs w:val="24"/>
-          <w:lang w:val="fr-FR"/>
-        </w:rPr>
-        <w:t xml:space="preserve"> %, avec </w:t>
-      </w:r>
-      <w:ins w:id="13" w:author="Sadia Emmanuel Josias" w:date="2025-04-15T13:08:00Z" w16du:dateUtc="2025-04-15T13:08:00Z">
-        <w:r>
-          <w:rPr>
-            <w:rFonts w:ascii="Garamond" w:hAnsi="Garamond"/>
-            <w:sz w:val="24"/>
-            <w:szCs w:val="24"/>
-            <w:lang w:val="fr-FR"/>
-          </w:rPr>
-          <w:t>546</w:t>
-        </w:r>
-      </w:ins>
-      <w:del w:id="14" w:author="Sadia Emmanuel Josias" w:date="2025-04-15T13:08:00Z" w16du:dateUtc="2025-04-15T13:08:00Z">
-        <w:r>
-          <w:rPr>
-            <w:rFonts w:ascii="Garamond" w:hAnsi="Garamond"/>
-            <w:sz w:val="24"/>
-            <w:szCs w:val="24"/>
-            <w:lang w:val="fr-FR"/>
-          </w:rPr>
-          <w:delText>301</w:delText>
-        </w:r>
-      </w:del>
-      <w:r>
-        <w:rPr>
-          <w:rFonts w:ascii="Garamond" w:hAnsi="Garamond"/>
-          <w:sz w:val="24"/>
-          <w:szCs w:val="24"/>
-          <w:lang w:val="fr-FR"/>
-        </w:rPr>
-        <w:t xml:space="preserve"> entretiens réalisés sur un échantillon de </w:t>
-      </w:r>
-      <w:ins w:id="15" w:author="Sadia Emmanuel Josias" w:date="2025-04-15T13:09:00Z" w16du:dateUtc="2025-04-15T13:09:00Z">
-        <w:r>
-          <w:rPr>
-            <w:rFonts w:ascii="Garamond" w:hAnsi="Garamond"/>
-            <w:sz w:val="24"/>
-            <w:szCs w:val="24"/>
-            <w:lang w:val="fr-FR"/>
-          </w:rPr>
-          <w:t>886</w:t>
-        </w:r>
-      </w:ins>
-      <w:del w:id="16" w:author="Sadia Emmanuel Josias" w:date="2025-04-15T13:09:00Z" w16du:dateUtc="2025-04-15T13:09:00Z">
-        <w:r>
-          <w:rPr>
-            <w:rFonts w:ascii="Garamond" w:hAnsi="Garamond"/>
-            <w:sz w:val="24"/>
-            <w:szCs w:val="24"/>
-            <w:lang w:val="fr-FR"/>
-          </w:rPr>
-          <w:delText>442</w:delText>
-        </w:r>
-      </w:del>
-      <w:r>
-        <w:rPr>
-          <w:rFonts w:ascii="Garamond" w:hAnsi="Garamond"/>
-          <w:sz w:val="24"/>
-          <w:szCs w:val="24"/>
-          <w:lang w:val="fr-FR"/>
-        </w:rPr>
-        <w:t xml:space="preserve"> ménages sélectionnés.</w:t>
-      </w:r>
-      <w:ins w:id="17" w:author="Sadia Emmanuel Josias" w:date="2025-04-15T13:10:00Z" w16du:dateUtc="2025-04-15T13:10:00Z">
-        <w:r>
-          <w:rPr>
-            <w:rFonts w:ascii="Garamond" w:hAnsi="Garamond"/>
-            <w:sz w:val="24"/>
-            <w:szCs w:val="24"/>
-            <w:lang w:val="fr-FR"/>
-          </w:rPr>
-          <w:t xml:space="preserve"> L’échantillon global est composé des ménages du mois de février en ré</w:t>
-        </w:r>
-      </w:ins>
-      <w:ins w:id="18" w:author="Sadia Emmanuel Josias" w:date="2025-04-15T13:11:00Z" w16du:dateUtc="2025-04-15T13:11:00Z">
-        <w:r>
-          <w:rPr>
-            <w:rFonts w:ascii="Garamond" w:hAnsi="Garamond"/>
-            <w:sz w:val="24"/>
-            <w:szCs w:val="24"/>
-            <w:lang w:val="fr-FR"/>
-          </w:rPr>
-          <w:t>-</w:t>
-        </w:r>
-      </w:ins>
-      <w:ins w:id="19" w:author="Sadia Emmanuel Josias" w:date="2025-04-15T13:10:00Z" w16du:dateUtc="2025-04-15T13:10:00Z">
-        <w:r>
-          <w:rPr>
-            <w:rFonts w:ascii="Garamond" w:hAnsi="Garamond"/>
-            <w:sz w:val="24"/>
-            <w:szCs w:val="24"/>
-            <w:lang w:val="fr-FR"/>
-          </w:rPr>
-          <w:t xml:space="preserve">interrogation </w:t>
-        </w:r>
-      </w:ins>
-      <w:ins w:id="20" w:author="Sadia Emmanuel Josias" w:date="2025-04-15T13:11:00Z" w16du:dateUtc="2025-04-15T13:11:00Z">
-        <w:r>
-          <w:rPr>
-            <w:rFonts w:ascii="Garamond" w:hAnsi="Garamond"/>
-            <w:sz w:val="24"/>
-            <w:szCs w:val="24"/>
-            <w:lang w:val="fr-FR"/>
-          </w:rPr>
-          <w:t>et des nouveaux entrants du mois mars (446 ménages).</w:t>
-        </w:r>
-      </w:ins>
-    </w:p>
-    <w:p>
-      <w:pPr>
-        <w:spacing w:before="100" w:beforeAutospacing="1" w:after="100" w:afterAutospacing="1" w:line="360" w:lineRule="auto"/>
-        <w:jc w:val="both"/>
-        <w:rPr>
-          <w:rFonts w:ascii="Garamond" w:hAnsi="Garamond"/>
-          <w:sz w:val="24"/>
-          <w:szCs w:val="24"/>
-          <w:lang w:val="fr-FR"/>
-        </w:rPr>
-      </w:pPr>
-      <w:r>
-        <w:rPr>
-          <w:rFonts w:ascii="Garamond" w:hAnsi="Garamond"/>
-          <w:sz w:val="24"/>
-          <w:szCs w:val="24"/>
-          <w:highlight w:val="yellow"/>
-          <w:lang w:val="fr-FR"/>
-        </w:rPr>
-        <w:t xml:space="preserve">Les résultats révèlent des soldes d’opinion négatifs concernant la situation économique globale du pays et la situation financière, témoignant d’un sentiment général de fragilité économique au sein des ménages. </w:t>
-      </w:r>
-      <w:r>
-        <w:rPr>
-          <w:rFonts w:ascii="Garamond" w:hAnsi="Garamond"/>
-          <w:sz w:val="24"/>
-          <w:szCs w:val="24"/>
-          <w:highlight w:val="yellow"/>
-          <w:lang w:val="fr-FR"/>
-        </w:rPr>
-        <w:t>Cela est corroboré par le fait que les soldes d’opinions relatifs aux dépenses mensuels et à l’endettement sont tous positifs et statistiquement significatifs.</w:t>
-      </w:r>
-    </w:p>
-    <w:p>
-      <w:pPr>
-        <w:spacing w:before="100" w:beforeAutospacing="1" w:after="100" w:afterAutospacing="1" w:line="360" w:lineRule="auto"/>
-        <w:jc w:val="both"/>
-        <w:rPr>
-          <w:rFonts w:ascii="Garamond" w:hAnsi="Garamond"/>
-          <w:sz w:val="24"/>
-          <w:szCs w:val="24"/>
-          <w:lang w:val="fr-FR"/>
-        </w:rPr>
-      </w:pPr>
-      <w:r>
-        <w:rPr>
-          <w:rFonts w:ascii="Garamond" w:hAnsi="Garamond"/>
-          <w:sz w:val="24"/>
-          <w:szCs w:val="24"/>
-          <w:highlight w:val="yellow"/>
-          <w:lang w:val="fr-FR"/>
-        </w:rPr>
-        <w:t>En revanche, les soldes d’opinion relatifs à l’évolution des prix et à la cherté de la vie sont positifs, traduisant une perception d’augmentation du niveau des prix et du coût de la vie.</w:t>
-      </w:r>
-    </w:p>
-    <w:p>
-      <w:pPr>
-        <w:pStyle w:val="Titre1"/>
-        <w:rPr>
-          <w:rFonts w:ascii="Garamond" w:hAnsi="Garamond"/>
-          <w:sz w:val="28"/>
-          <w:szCs w:val="28"/>
-          <w:lang w:val="fr-FR"/>
-        </w:rPr>
-      </w:pPr>
-      <w:r>
-        <w:rPr>
-          <w:rFonts w:ascii="Garamond" w:hAnsi="Garamond"/>
-          <w:sz w:val="28"/>
-          <w:szCs w:val="28"/>
-          <w:lang w:val="fr-FR"/>
-        </w:rPr>
-        <w:t>INTRODUCTION</w:t>
-      </w:r>
-    </w:p>
-    <w:p>
-      <w:pPr>
-        <w:rPr>
-          <w:lang w:val="fr-FR"/>
-        </w:rPr>
-      </w:pPr>
-    </w:p>
-    <w:p>
-      <w:pPr>
-        <w:spacing w:line="360" w:lineRule="auto"/>
-        <w:jc w:val="both"/>
-        <w:rPr>
-          <w:rFonts w:ascii="Garamond" w:hAnsi="Garamond"/>
-          <w:sz w:val="24"/>
-          <w:szCs w:val="24"/>
-          <w:lang w:val="fr-FR"/>
-        </w:rPr>
       </w:pPr>
       <w:r>
         <w:rPr>
@@ -822,39 +664,15 @@
         </w:rPr>
         <w:t>a présente note vise à présenter les principaux résultats du premier mois d’interrogation (</w:t>
       </w:r>
-      <w:ins w:id="21" w:author="Sadia Emmanuel Josias" w:date="2025-04-15T13:12:00Z" w16du:dateUtc="2025-04-15T13:12:00Z">
-        <w:r>
-          <w:rPr>
-            <w:rFonts w:ascii="Garamond" w:hAnsi="Garamond"/>
-            <w:sz w:val="24"/>
-            <w:szCs w:val="24"/>
-            <w:lang w:val="fr-FR"/>
-          </w:rPr>
-          <w:t>ma</w:t>
-        </w:r>
-      </w:ins>
-      <w:ins w:id="22" w:author="Sadia Emmanuel Josias" w:date="2025-04-15T13:13:00Z" w16du:dateUtc="2025-04-15T13:13:00Z">
-        <w:r>
-          <w:rPr>
-            <w:rFonts w:ascii="Garamond" w:hAnsi="Garamond"/>
-            <w:sz w:val="24"/>
-            <w:szCs w:val="24"/>
-            <w:lang w:val="fr-FR"/>
-          </w:rPr>
-          <w:t>rs)</w:t>
-        </w:r>
-      </w:ins>
-      <w:del w:id="23" w:author="Sadia Emmanuel Josias" w:date="2025-04-15T13:12:00Z" w16du:dateUtc="2025-04-15T13:12:00Z">
-        <w:r>
-          <w:rPr>
-            <w:rFonts w:ascii="Garamond" w:hAnsi="Garamond"/>
-            <w:sz w:val="24"/>
-            <w:szCs w:val="24"/>
-            <w:lang w:val="fr-FR"/>
-          </w:rPr>
-          <w:delText>Février)</w:delText>
-        </w:r>
-      </w:del>
+      <w:r>
+        <w:rPr>
+          <w:rFonts w:ascii="Garamond" w:hAnsi="Garamond"/>
+          <w:sz w:val="24"/>
+          <w:szCs w:val="24"/>
+          <w:lang w:val="fr-FR"/>
+        </w:rPr>
+        <w:t>mars)</w:t>
+      </w:r>
       <w:r>
         <w:rPr>
           <w:rFonts w:ascii="Garamond" w:hAnsi="Garamond"/>
@@ -864,28 +682,15 @@
         </w:rPr>
         <w:t xml:space="preserve"> des ménages de l’Enquête d’opinion sur la Cherté de la vie. L’enquête s’est déroulée sur la période allant du 1</w:t>
       </w:r>
-      <w:ins w:id="24" w:author="Sadia Emmanuel Josias" w:date="2025-04-15T13:15:00Z" w16du:dateUtc="2025-04-15T13:15:00Z">
-        <w:r>
-          <w:rPr>
-            <w:rFonts w:ascii="Garamond" w:hAnsi="Garamond"/>
-            <w:sz w:val="24"/>
-            <w:szCs w:val="24"/>
-            <w:lang w:val="fr-FR"/>
-          </w:rPr>
-          <w:t>2</w:t>
-        </w:r>
-      </w:ins>
-      <w:del w:id="25" w:author="Sadia Emmanuel Josias" w:date="2025-04-15T13:15:00Z" w16du:dateUtc="2025-04-15T13:15:00Z">
-        <w:r>
-          <w:rPr>
-            <w:rFonts w:ascii="Garamond" w:hAnsi="Garamond"/>
-            <w:sz w:val="24"/>
-            <w:szCs w:val="24"/>
-            <w:lang w:val="fr-FR"/>
-          </w:rPr>
-          <w:delText>4</w:delText>
-        </w:r>
-      </w:del>
+      <w:r>
+        <w:rPr>
+          <w:rFonts w:ascii="Garamond" w:hAnsi="Garamond"/>
+          <w:sz w:val="24"/>
+          <w:szCs w:val="24"/>
+          <w:lang w:val="fr-FR"/>
+        </w:rPr>
+        <w:t>2</w:t>
+      </w:r>
       <w:r>
         <w:rPr>
           <w:rFonts w:ascii="Garamond" w:hAnsi="Garamond"/>
@@ -895,28 +700,15 @@
         </w:rPr>
         <w:t xml:space="preserve"> </w:t>
       </w:r>
-      <w:ins w:id="26" w:author="Sadia Emmanuel Josias" w:date="2025-04-15T13:15:00Z" w16du:dateUtc="2025-04-15T13:15:00Z">
-        <w:r>
-          <w:rPr>
-            <w:rFonts w:ascii="Garamond" w:hAnsi="Garamond"/>
-            <w:sz w:val="24"/>
-            <w:szCs w:val="24"/>
-            <w:lang w:val="fr-FR"/>
-          </w:rPr>
-          <w:t>mars</w:t>
-        </w:r>
-      </w:ins>
-      <w:del w:id="27" w:author="Sadia Emmanuel Josias" w:date="2025-04-15T13:15:00Z" w16du:dateUtc="2025-04-15T13:15:00Z">
-        <w:r>
-          <w:rPr>
-            <w:rFonts w:ascii="Garamond" w:hAnsi="Garamond"/>
-            <w:sz w:val="24"/>
-            <w:szCs w:val="24"/>
-            <w:lang w:val="fr-FR"/>
-          </w:rPr>
-          <w:delText>Février</w:delText>
-        </w:r>
-      </w:del>
+      <w:r>
+        <w:rPr>
+          <w:rFonts w:ascii="Garamond" w:hAnsi="Garamond"/>
+          <w:sz w:val="24"/>
+          <w:szCs w:val="24"/>
+          <w:lang w:val="fr-FR"/>
+        </w:rPr>
+        <w:t>mars</w:t>
+      </w:r>
       <w:r>
         <w:rPr>
           <w:rFonts w:ascii="Garamond" w:hAnsi="Garamond"/>
@@ -926,28 +718,15 @@
         </w:rPr>
         <w:t xml:space="preserve"> au </w:t>
       </w:r>
-      <w:ins w:id="28" w:author="Sadia Emmanuel Josias" w:date="2025-04-15T13:15:00Z" w16du:dateUtc="2025-04-15T13:15:00Z">
-        <w:r>
-          <w:rPr>
-            <w:rFonts w:ascii="Garamond" w:hAnsi="Garamond"/>
-            <w:sz w:val="24"/>
-            <w:szCs w:val="24"/>
-            <w:lang w:val="fr-FR"/>
-          </w:rPr>
-          <w:t>14</w:t>
-        </w:r>
-      </w:ins>
-      <w:del w:id="29" w:author="Sadia Emmanuel Josias" w:date="2025-04-15T13:15:00Z" w16du:dateUtc="2025-04-15T13:15:00Z">
-        <w:r>
-          <w:rPr>
-            <w:rFonts w:ascii="Garamond" w:hAnsi="Garamond"/>
-            <w:sz w:val="24"/>
-            <w:szCs w:val="24"/>
-            <w:lang w:val="fr-FR"/>
-          </w:rPr>
-          <w:delText>28</w:delText>
-        </w:r>
-      </w:del>
+      <w:r>
+        <w:rPr>
+          <w:rFonts w:ascii="Garamond" w:hAnsi="Garamond"/>
+          <w:sz w:val="24"/>
+          <w:szCs w:val="24"/>
+          <w:lang w:val="fr-FR"/>
+        </w:rPr>
+        <w:t>14</w:t>
+      </w:r>
       <w:r>
         <w:rPr>
           <w:rFonts w:ascii="Garamond" w:hAnsi="Garamond"/>
@@ -957,56 +736,23 @@
         </w:rPr>
         <w:t xml:space="preserve"> </w:t>
       </w:r>
-      <w:ins w:id="30" w:author="Sadia Emmanuel Josias" w:date="2025-04-15T13:15:00Z" w16du:dateUtc="2025-04-15T13:15:00Z">
-        <w:r>
-          <w:rPr>
-            <w:rFonts w:ascii="Garamond" w:hAnsi="Garamond"/>
-            <w:sz w:val="24"/>
-            <w:szCs w:val="24"/>
-            <w:lang w:val="fr-FR"/>
-          </w:rPr>
-          <w:t>avril</w:t>
-        </w:r>
-      </w:ins>
-      <w:del w:id="31" w:author="Sadia Emmanuel Josias" w:date="2025-04-15T13:15:00Z" w16du:dateUtc="2025-04-15T13:15:00Z">
-        <w:r>
-          <w:rPr>
-            <w:rFonts w:ascii="Garamond" w:hAnsi="Garamond"/>
-            <w:sz w:val="24"/>
-            <w:szCs w:val="24"/>
-            <w:lang w:val="fr-FR"/>
-          </w:rPr>
-          <w:delText>février</w:delText>
-        </w:r>
-      </w:del>
-      <w:r>
-        <w:rPr>
-          <w:rFonts w:ascii="Garamond" w:hAnsi="Garamond"/>
-          <w:sz w:val="24"/>
-          <w:szCs w:val="24"/>
-          <w:lang w:val="fr-FR"/>
-        </w:rPr>
-        <w:t xml:space="preserve"> 2025</w:t>
-      </w:r>
-      <w:del w:id="32" w:author="Sadia Emmanuel Josias" w:date="2025-04-15T13:16:00Z" w16du:dateUtc="2025-04-15T13:16:00Z">
-        <w:r>
-          <w:rPr>
-            <w:rFonts w:ascii="Garamond" w:hAnsi="Garamond"/>
-            <w:sz w:val="24"/>
-            <w:szCs w:val="24"/>
-            <w:lang w:val="fr-FR"/>
-          </w:rPr>
-          <w:delText>, soit deux semaines d’interrogation</w:delText>
-        </w:r>
-      </w:del>
-      <w:r>
-        <w:rPr>
-          <w:rFonts w:ascii="Garamond" w:hAnsi="Garamond"/>
-          <w:sz w:val="24"/>
-          <w:szCs w:val="24"/>
-          <w:lang w:val="fr-FR"/>
-        </w:rPr>
-        <w:t>. Des dispositions ont été prises de sorte que les appels soient uniformément étalés sur les jours d’enquête afin d’écarter tout biais pouvant résulter</w:t>
+      <w:r>
+        <w:rPr>
+          <w:rFonts w:ascii="Garamond" w:hAnsi="Garamond"/>
+          <w:sz w:val="24"/>
+          <w:szCs w:val="24"/>
+          <w:lang w:val="fr-FR"/>
+        </w:rPr>
+        <w:t>avril</w:t>
+      </w:r>
+      <w:r>
+        <w:rPr>
+          <w:rFonts w:ascii="Garamond" w:hAnsi="Garamond"/>
+          <w:sz w:val="24"/>
+          <w:szCs w:val="24"/>
+          <w:lang w:val="fr-FR"/>
+        </w:rPr>
+        <w:t xml:space="preserve"> 2025. Des dispositions ont été prises de sorte que les appels soient uniformément étalés sur les jours d’enquête afin d’écarter tout biais pouvant résulter</w:t>
       </w:r>
       <w:r>
         <w:rPr>
@@ -1119,7 +865,6 @@
         <w:spacing w:line="360" w:lineRule="auto"/>
         <w:jc w:val="both"/>
         <w:rPr>
-          <w:ins w:id="33" w:author="Sadia Emmanuel Josias" w:date="2025-04-15T13:16:00Z" w16du:dateUtc="2025-04-15T13:16:00Z"/>
           <w:rFonts w:ascii="Garamond" w:hAnsi="Garamond"/>
           <w:sz w:val="24"/>
           <w:szCs w:val="24"/>
@@ -1195,7 +940,6 @@
         <w:spacing w:line="360" w:lineRule="auto"/>
         <w:jc w:val="both"/>
         <w:rPr>
-          <w:ins w:id="34" w:author="Sadia Emmanuel Josias" w:date="2025-04-15T13:16:00Z" w16du:dateUtc="2025-04-15T13:16:00Z"/>
           <w:rFonts w:ascii="Garamond" w:hAnsi="Garamond"/>
           <w:sz w:val="24"/>
           <w:szCs w:val="24"/>
@@ -1208,7 +952,6 @@
         <w:spacing w:line="360" w:lineRule="auto"/>
         <w:jc w:val="both"/>
         <w:rPr>
-          <w:ins w:id="35" w:author="Sadia Emmanuel Josias" w:date="2025-04-15T13:16:00Z" w16du:dateUtc="2025-04-15T13:16:00Z"/>
           <w:rFonts w:ascii="Garamond" w:hAnsi="Garamond"/>
           <w:sz w:val="24"/>
           <w:szCs w:val="24"/>
@@ -1225,23 +968,7 @@
           <w:sz w:val="24"/>
           <w:szCs w:val="24"/>
           <w:lang w:val="fr-FR"/>
-          <w:rPrChange w:id="36" w:author="Sadia Emmanuel Josias" w:date="2025-04-15T13:16:00Z" w16du:dateUtc="2025-04-15T13:16:00Z">
-            <w:rPr>
-              <w:lang w:val="fr-FR"/>
-            </w:rPr>
-          </w:rPrChange>
-        </w:rPr>
-        <w:pPrChange w:id="37" w:author="Sadia Emmanuel Josias" w:date="2025-04-15T13:16:00Z" w16du:dateUtc="2025-04-15T13:16:00Z">
-          <w:pPr>
-            <w:pStyle w:val="Paragraphedeliste"/>
-            <w:numPr>
-              <w:numId w:val="8"/>
-            </w:numPr>
-            <w:spacing w:line="360" w:lineRule="auto"/>
-            <w:ind w:hanging="360"/>
-            <w:jc w:val="both"/>
-          </w:pPr>
-        </w:pPrChange>
+        </w:rPr>
       </w:pPr>
     </w:p>
     <w:p>
@@ -1276,8 +1003,12 @@
     </w:p>
     <w:p>
       <w:pPr>
-        <w:rPr>
-          <w:del w:id="38" w:author="Sadia Emmanuel Josias" w:date="2025-04-15T13:21:00Z" w16du:dateUtc="2025-04-15T13:21:00Z"/>
+        <w:spacing w:line="360" w:lineRule="auto"/>
+        <w:jc w:val="both"/>
+        <w:rPr>
+          <w:rFonts w:ascii="Garamond" w:hAnsi="Garamond"/>
+          <w:sz w:val="24"/>
+          <w:szCs w:val="24"/>
           <w:lang w:val="fr-FR"/>
         </w:rPr>
       </w:pPr>
@@ -1287,243 +1018,135 @@
         <w:spacing w:line="360" w:lineRule="auto"/>
         <w:jc w:val="both"/>
         <w:rPr>
-          <w:ins w:id="39" w:author="Sadia Emmanuel Josias" w:date="2025-04-15T13:21:00Z" w16du:dateUtc="2025-04-15T13:21:00Z"/>
-          <w:rFonts w:ascii="Garamond" w:hAnsi="Garamond"/>
-          <w:sz w:val="24"/>
-          <w:szCs w:val="24"/>
-          <w:lang w:val="fr-FR"/>
-        </w:rPr>
-      </w:pPr>
+          <w:rFonts w:ascii="Garamond" w:hAnsi="Garamond"/>
+          <w:sz w:val="24"/>
+          <w:szCs w:val="24"/>
+          <w:lang w:val="fr-FR"/>
+        </w:rPr>
+      </w:pPr>
+      <w:r>
+        <w:rPr>
+          <w:rFonts w:ascii="Garamond" w:hAnsi="Garamond"/>
+          <w:sz w:val="24"/>
+          <w:szCs w:val="24"/>
+          <w:lang w:val="fr-FR"/>
+        </w:rPr>
+        <w:t>Pour ce</w:t>
+      </w:r>
+      <w:r>
+        <w:rPr>
+          <w:rFonts w:ascii="Garamond" w:hAnsi="Garamond"/>
+          <w:sz w:val="24"/>
+          <w:szCs w:val="24"/>
+          <w:lang w:val="fr-FR"/>
+        </w:rPr>
+        <w:t xml:space="preserve"> mois de </w:t>
+      </w:r>
+      <w:r>
+        <w:rPr>
+          <w:rFonts w:ascii="Garamond" w:hAnsi="Garamond"/>
+          <w:sz w:val="24"/>
+          <w:szCs w:val="24"/>
+          <w:lang w:val="fr-FR"/>
+        </w:rPr>
+        <w:t>mars</w:t>
+      </w:r>
+      <w:r>
+        <w:rPr>
+          <w:rFonts w:ascii="Garamond" w:hAnsi="Garamond"/>
+          <w:sz w:val="24"/>
+          <w:szCs w:val="24"/>
+          <w:lang w:val="fr-FR"/>
+        </w:rPr>
+        <w:t>,</w:t>
+      </w:r>
+      <w:r>
+        <w:rPr>
+          <w:rFonts w:ascii="Garamond" w:hAnsi="Garamond"/>
+          <w:sz w:val="24"/>
+          <w:szCs w:val="24"/>
+          <w:lang w:val="fr-FR"/>
+        </w:rPr>
+        <w:t xml:space="preserve"> </w:t>
+      </w:r>
+      <w:r>
+        <w:rPr>
+          <w:rFonts w:ascii="Garamond" w:hAnsi="Garamond"/>
+          <w:sz w:val="24"/>
+          <w:szCs w:val="24"/>
+          <w:lang w:val="fr-FR"/>
+        </w:rPr>
+        <w:t>l’objectif ét</w:t>
+      </w:r>
+      <w:r>
+        <w:rPr>
+          <w:rFonts w:ascii="Garamond" w:hAnsi="Garamond"/>
+          <w:sz w:val="24"/>
+          <w:szCs w:val="24"/>
+          <w:lang w:val="fr-FR"/>
+        </w:rPr>
+        <w:t>ait</w:t>
+      </w:r>
+      <w:r>
+        <w:rPr>
+          <w:rFonts w:ascii="Garamond" w:hAnsi="Garamond"/>
+          <w:sz w:val="24"/>
+          <w:szCs w:val="24"/>
+          <w:lang w:val="fr-FR"/>
+        </w:rPr>
+        <w:t xml:space="preserve"> d’enquêter </w:t>
+      </w:r>
+      <w:r>
+        <w:rPr>
+          <w:rFonts w:ascii="Garamond" w:hAnsi="Garamond"/>
+          <w:sz w:val="24"/>
+          <w:szCs w:val="24"/>
+          <w:lang w:val="fr-FR"/>
+        </w:rPr>
+        <w:t>886</w:t>
+      </w:r>
+      <w:r>
+        <w:rPr>
+          <w:rFonts w:ascii="Garamond" w:hAnsi="Garamond"/>
+          <w:sz w:val="24"/>
+          <w:szCs w:val="24"/>
+          <w:lang w:val="fr-FR"/>
+        </w:rPr>
+        <w:t xml:space="preserve"> ménage</w:t>
+      </w:r>
+      <w:r>
+        <w:rPr>
+          <w:rFonts w:ascii="Garamond" w:hAnsi="Garamond"/>
+          <w:sz w:val="24"/>
+          <w:szCs w:val="24"/>
+          <w:lang w:val="fr-FR"/>
+        </w:rPr>
+        <w:t xml:space="preserve">s </w:t>
+      </w:r>
+      <w:r>
+        <w:rPr>
+          <w:rFonts w:ascii="Garamond" w:hAnsi="Garamond"/>
+          <w:sz w:val="24"/>
+          <w:szCs w:val="24"/>
+          <w:lang w:val="fr-FR"/>
+        </w:rPr>
+        <w:t>répartis sur l’ensemble des 33 régions.</w:t>
+      </w:r>
+      <w:r>
+        <w:rPr>
+          <w:rFonts w:ascii="Garamond" w:hAnsi="Garamond"/>
+          <w:sz w:val="24"/>
+          <w:szCs w:val="24"/>
+          <w:lang w:val="fr-FR"/>
+        </w:rPr>
+        <w:t xml:space="preserve"> L’échantillon du mois de mars étant composé des ménages du mois de février en ré-interrogation (440) et les nouveaux entrants du mois de mars.</w:t>
+      </w:r>
     </w:p>
     <w:p>
       <w:pPr>
         <w:spacing w:line="360" w:lineRule="auto"/>
         <w:jc w:val="both"/>
         <w:rPr>
-          <w:ins w:id="40" w:author="Sadia Emmanuel Josias" w:date="2025-04-15T13:20:00Z" w16du:dateUtc="2025-04-15T13:20:00Z"/>
-          <w:rFonts w:ascii="Garamond" w:hAnsi="Garamond"/>
-          <w:sz w:val="24"/>
-          <w:szCs w:val="24"/>
-          <w:lang w:val="fr-FR"/>
-        </w:rPr>
-      </w:pPr>
-      <w:r>
-        <w:rPr>
-          <w:rFonts w:ascii="Garamond" w:hAnsi="Garamond"/>
-          <w:sz w:val="24"/>
-          <w:szCs w:val="24"/>
-          <w:lang w:val="fr-FR"/>
-        </w:rPr>
-        <w:t>Pour ce</w:t>
-      </w:r>
-      <w:r>
-        <w:rPr>
-          <w:rFonts w:ascii="Garamond" w:hAnsi="Garamond"/>
-          <w:sz w:val="24"/>
-          <w:szCs w:val="24"/>
-          <w:lang w:val="fr-FR"/>
-        </w:rPr>
-        <w:t xml:space="preserve"> mois de </w:t>
-      </w:r>
-      <w:ins w:id="41" w:author="Sadia Emmanuel Josias" w:date="2025-04-15T13:17:00Z" w16du:dateUtc="2025-04-15T13:17:00Z">
-        <w:r>
-          <w:rPr>
-            <w:rFonts w:ascii="Garamond" w:hAnsi="Garamond"/>
-            <w:sz w:val="24"/>
-            <w:szCs w:val="24"/>
-            <w:lang w:val="fr-FR"/>
-          </w:rPr>
-          <w:t>mars</w:t>
-        </w:r>
-      </w:ins>
-      <w:del w:id="42" w:author="Sadia Emmanuel Josias" w:date="2025-04-15T13:17:00Z" w16du:dateUtc="2025-04-15T13:17:00Z">
-        <w:r>
-          <w:rPr>
-            <w:rFonts w:ascii="Garamond" w:hAnsi="Garamond"/>
-            <w:sz w:val="24"/>
-            <w:szCs w:val="24"/>
-            <w:lang w:val="fr-FR"/>
-          </w:rPr>
-          <w:delText>février</w:delText>
-        </w:r>
-      </w:del>
-      <w:r>
-        <w:rPr>
-          <w:rFonts w:ascii="Garamond" w:hAnsi="Garamond"/>
-          <w:sz w:val="24"/>
-          <w:szCs w:val="24"/>
-          <w:lang w:val="fr-FR"/>
-        </w:rPr>
-        <w:t>,</w:t>
-      </w:r>
-      <w:r>
-        <w:rPr>
-          <w:rFonts w:ascii="Garamond" w:hAnsi="Garamond"/>
-          <w:sz w:val="24"/>
-          <w:szCs w:val="24"/>
-          <w:lang w:val="fr-FR"/>
-        </w:rPr>
-        <w:t xml:space="preserve"> </w:t>
-      </w:r>
-      <w:r>
-        <w:rPr>
-          <w:rFonts w:ascii="Garamond" w:hAnsi="Garamond"/>
-          <w:sz w:val="24"/>
-          <w:szCs w:val="24"/>
-          <w:lang w:val="fr-FR"/>
-        </w:rPr>
-        <w:t>l’objectif ét</w:t>
-      </w:r>
-      <w:r>
-        <w:rPr>
-          <w:rFonts w:ascii="Garamond" w:hAnsi="Garamond"/>
-          <w:sz w:val="24"/>
-          <w:szCs w:val="24"/>
-          <w:lang w:val="fr-FR"/>
-        </w:rPr>
-        <w:t>ait</w:t>
-      </w:r>
-      <w:r>
-        <w:rPr>
-          <w:rFonts w:ascii="Garamond" w:hAnsi="Garamond"/>
-          <w:sz w:val="24"/>
-          <w:szCs w:val="24"/>
-          <w:lang w:val="fr-FR"/>
-        </w:rPr>
-        <w:t xml:space="preserve"> d’enquêter </w:t>
-      </w:r>
-      <w:ins w:id="43" w:author="Sadia Emmanuel Josias" w:date="2025-04-15T13:21:00Z" w16du:dateUtc="2025-04-15T13:21:00Z">
-        <w:r>
-          <w:rPr>
-            <w:rFonts w:ascii="Garamond" w:hAnsi="Garamond"/>
-            <w:sz w:val="24"/>
-            <w:szCs w:val="24"/>
-            <w:lang w:val="fr-FR"/>
-          </w:rPr>
-          <w:t>886</w:t>
-        </w:r>
-      </w:ins>
-      <w:del w:id="44" w:author="Sadia Emmanuel Josias" w:date="2025-04-15T13:21:00Z" w16du:dateUtc="2025-04-15T13:21:00Z">
-        <w:r>
-          <w:rPr>
-            <w:rFonts w:ascii="Garamond" w:hAnsi="Garamond"/>
-            <w:sz w:val="24"/>
-            <w:szCs w:val="24"/>
-            <w:lang w:val="fr-FR"/>
-          </w:rPr>
-          <w:delText>442</w:delText>
-        </w:r>
-      </w:del>
-      <w:r>
-        <w:rPr>
-          <w:rFonts w:ascii="Garamond" w:hAnsi="Garamond"/>
-          <w:sz w:val="24"/>
-          <w:szCs w:val="24"/>
-          <w:lang w:val="fr-FR"/>
-        </w:rPr>
-        <w:t xml:space="preserve"> ménage</w:t>
-      </w:r>
-      <w:r>
-        <w:rPr>
-          <w:rFonts w:ascii="Garamond" w:hAnsi="Garamond"/>
-          <w:sz w:val="24"/>
-          <w:szCs w:val="24"/>
-          <w:lang w:val="fr-FR"/>
-        </w:rPr>
-        <w:t xml:space="preserve">s </w:t>
-      </w:r>
-      <w:r>
-        <w:rPr>
-          <w:rFonts w:ascii="Garamond" w:hAnsi="Garamond"/>
-          <w:sz w:val="24"/>
-          <w:szCs w:val="24"/>
-          <w:lang w:val="fr-FR"/>
-        </w:rPr>
-        <w:t>répartis sur l’ensemble des 33 régions.</w:t>
-      </w:r>
-      <w:ins w:id="45" w:author="Sadia Emmanuel Josias" w:date="2025-04-15T13:47:00Z" w16du:dateUtc="2025-04-15T13:47:00Z">
-        <w:r>
-          <w:rPr>
-            <w:rFonts w:ascii="Garamond" w:hAnsi="Garamond"/>
-            <w:sz w:val="24"/>
-            <w:szCs w:val="24"/>
-            <w:lang w:val="fr-FR"/>
-          </w:rPr>
-          <w:t xml:space="preserve"> L’échantillon du mois de mars étant composé des ménages du mois de février en ré</w:t>
-        </w:r>
-      </w:ins>
-      <w:ins w:id="46" w:author="Sadia Emmanuel Josias" w:date="2025-04-15T13:48:00Z" w16du:dateUtc="2025-04-15T13:48:00Z">
-        <w:r>
-          <w:rPr>
-            <w:rFonts w:ascii="Garamond" w:hAnsi="Garamond"/>
-            <w:sz w:val="24"/>
-            <w:szCs w:val="24"/>
-            <w:lang w:val="fr-FR"/>
-          </w:rPr>
-          <w:t>-</w:t>
-        </w:r>
-      </w:ins>
-      <w:ins w:id="47" w:author="Sadia Emmanuel Josias" w:date="2025-04-15T13:47:00Z" w16du:dateUtc="2025-04-15T13:47:00Z">
-        <w:r>
-          <w:rPr>
-            <w:rFonts w:ascii="Garamond" w:hAnsi="Garamond"/>
-            <w:sz w:val="24"/>
-            <w:szCs w:val="24"/>
-            <w:lang w:val="fr-FR"/>
-          </w:rPr>
-          <w:t>interrogation (4</w:t>
-        </w:r>
-      </w:ins>
-      <w:ins w:id="48" w:author="Sadia Emmanuel Josias" w:date="2025-04-15T13:48:00Z" w16du:dateUtc="2025-04-15T13:48:00Z">
-        <w:r>
-          <w:rPr>
-            <w:rFonts w:ascii="Garamond" w:hAnsi="Garamond"/>
-            <w:sz w:val="24"/>
-            <w:szCs w:val="24"/>
-            <w:lang w:val="fr-FR"/>
-          </w:rPr>
-          <w:t>40</w:t>
-        </w:r>
-      </w:ins>
-      <w:ins w:id="49" w:author="Sadia Emmanuel Josias" w:date="2025-04-15T13:47:00Z" w16du:dateUtc="2025-04-15T13:47:00Z">
-        <w:r>
-          <w:rPr>
-            <w:rFonts w:ascii="Garamond" w:hAnsi="Garamond"/>
-            <w:sz w:val="24"/>
-            <w:szCs w:val="24"/>
-            <w:lang w:val="fr-FR"/>
-          </w:rPr>
-          <w:t>)</w:t>
-        </w:r>
-      </w:ins>
-      <w:ins w:id="50" w:author="Sadia Emmanuel Josias" w:date="2025-04-15T13:48:00Z" w16du:dateUtc="2025-04-15T13:48:00Z">
-        <w:r>
-          <w:rPr>
-            <w:rFonts w:ascii="Garamond" w:hAnsi="Garamond"/>
-            <w:sz w:val="24"/>
-            <w:szCs w:val="24"/>
-            <w:lang w:val="fr-FR"/>
-          </w:rPr>
-          <w:t xml:space="preserve"> et les nouveaux entrants du mois de mars.</w:t>
-        </w:r>
-      </w:ins>
-      <w:del w:id="51" w:author="Sadia Emmanuel Josias" w:date="2025-04-15T13:47:00Z" w16du:dateUtc="2025-04-15T13:47:00Z">
-        <w:r>
-          <w:rPr>
-            <w:rFonts w:ascii="Garamond" w:hAnsi="Garamond"/>
-            <w:sz w:val="24"/>
-            <w:szCs w:val="24"/>
-            <w:lang w:val="fr-FR"/>
-          </w:rPr>
-          <w:delText xml:space="preserve"> </w:delText>
-        </w:r>
-      </w:del>
-    </w:p>
-    <w:p>
-      <w:pPr>
-        <w:spacing w:line="360" w:lineRule="auto"/>
-        <w:jc w:val="both"/>
-        <w:rPr>
           <w:rFonts w:ascii="Garamond" w:hAnsi="Garamond"/>
           <w:sz w:val="24"/>
           <w:szCs w:val="24"/>
@@ -1539,28 +1162,15 @@
         </w:rPr>
         <w:t xml:space="preserve">Sur les </w:t>
       </w:r>
-      <w:ins w:id="52" w:author="Sadia Emmanuel Josias" w:date="2025-04-15T13:48:00Z" w16du:dateUtc="2025-04-15T13:48:00Z">
-        <w:r>
-          <w:rPr>
-            <w:rFonts w:ascii="Garamond" w:hAnsi="Garamond"/>
-            <w:sz w:val="24"/>
-            <w:szCs w:val="24"/>
-            <w:lang w:val="fr-FR"/>
-          </w:rPr>
-          <w:t>886</w:t>
-        </w:r>
-      </w:ins>
-      <w:del w:id="53" w:author="Sadia Emmanuel Josias" w:date="2025-04-15T13:48:00Z" w16du:dateUtc="2025-04-15T13:48:00Z">
-        <w:r>
-          <w:rPr>
-            <w:rFonts w:ascii="Garamond" w:hAnsi="Garamond"/>
-            <w:sz w:val="24"/>
-            <w:szCs w:val="24"/>
-            <w:lang w:val="fr-FR"/>
-          </w:rPr>
-          <w:delText>442</w:delText>
-        </w:r>
-      </w:del>
+      <w:r>
+        <w:rPr>
+          <w:rFonts w:ascii="Garamond" w:hAnsi="Garamond"/>
+          <w:sz w:val="24"/>
+          <w:szCs w:val="24"/>
+          <w:lang w:val="fr-FR"/>
+        </w:rPr>
+        <w:t>886</w:t>
+      </w:r>
       <w:r>
         <w:rPr>
           <w:rFonts w:ascii="Garamond" w:hAnsi="Garamond"/>
@@ -1579,39 +1189,15 @@
         </w:rPr>
         <w:t xml:space="preserve">, </w:t>
       </w:r>
-      <w:ins w:id="54" w:author="Sadia Emmanuel Josias" w:date="2025-04-15T13:49:00Z" w16du:dateUtc="2025-04-15T13:49:00Z">
-        <w:r>
-          <w:rPr>
-            <w:rFonts w:ascii="Garamond" w:hAnsi="Garamond"/>
-            <w:sz w:val="24"/>
-            <w:szCs w:val="24"/>
-            <w:lang w:val="fr-FR"/>
-          </w:rPr>
-          <w:t>546</w:t>
-        </w:r>
-      </w:ins>
-      <w:del w:id="55" w:author="Sadia Emmanuel Josias" w:date="2025-04-15T13:49:00Z" w16du:dateUtc="2025-04-15T13:49:00Z">
-        <w:r>
-          <w:rPr>
-            <w:rFonts w:ascii="Garamond" w:hAnsi="Garamond"/>
-            <w:sz w:val="24"/>
-            <w:szCs w:val="24"/>
-            <w:lang w:val="fr-FR"/>
-          </w:rPr>
-          <w:delText>3</w:delText>
-        </w:r>
-      </w:del>
-      <w:del w:id="56" w:author="Sadia Emmanuel Josias" w:date="2025-04-15T13:48:00Z" w16du:dateUtc="2025-04-15T13:48:00Z">
-        <w:r>
-          <w:rPr>
-            <w:rFonts w:ascii="Garamond" w:hAnsi="Garamond"/>
-            <w:sz w:val="24"/>
-            <w:szCs w:val="24"/>
-            <w:lang w:val="fr-FR"/>
-          </w:rPr>
-          <w:delText>01</w:delText>
-        </w:r>
-      </w:del>
+      <w:r>
+        <w:rPr>
+          <w:rFonts w:ascii="Garamond" w:hAnsi="Garamond"/>
+          <w:sz w:val="24"/>
+          <w:szCs w:val="24"/>
+          <w:lang w:val="fr-FR"/>
+        </w:rPr>
+        <w:t>546</w:t>
+      </w:r>
       <w:r>
         <w:rPr>
           <w:rFonts w:ascii="Garamond" w:hAnsi="Garamond"/>
@@ -1631,30 +1217,6 @@
         </w:rPr>
         <w:t>un taux de participation qui s’élève à 6</w:t>
       </w:r>
-      <w:ins w:id="57" w:author="Sadia Emmanuel Josias" w:date="2025-04-15T13:49:00Z" w16du:dateUtc="2025-04-15T13:49:00Z">
-        <w:r>
-          <w:rPr>
-            <w:rFonts w:ascii="Garamond" w:hAnsi="Garamond"/>
-            <w:b/>
-            <w:sz w:val="24"/>
-            <w:szCs w:val="24"/>
-            <w:lang w:val="fr-FR"/>
-          </w:rPr>
-          <w:t>3</w:t>
-        </w:r>
-      </w:ins>
-      <w:del w:id="58" w:author="Sadia Emmanuel Josias" w:date="2025-04-15T13:49:00Z" w16du:dateUtc="2025-04-15T13:49:00Z">
-        <w:r>
-          <w:rPr>
-            <w:rFonts w:ascii="Garamond" w:hAnsi="Garamond"/>
-            <w:b/>
-            <w:sz w:val="24"/>
-            <w:szCs w:val="24"/>
-            <w:lang w:val="fr-FR"/>
-          </w:rPr>
-          <w:delText>8</w:delText>
-        </w:r>
-      </w:del>
       <w:r>
         <w:rPr>
           <w:rFonts w:ascii="Garamond" w:hAnsi="Garamond"/>
@@ -1663,52 +1225,36 @@
           <w:szCs w:val="24"/>
           <w:lang w:val="fr-FR"/>
         </w:rPr>
+        <w:t>3</w:t>
+      </w:r>
+      <w:r>
+        <w:rPr>
+          <w:rFonts w:ascii="Garamond" w:hAnsi="Garamond"/>
+          <w:b/>
+          <w:sz w:val="24"/>
+          <w:szCs w:val="24"/>
+          <w:lang w:val="fr-FR"/>
+        </w:rPr>
         <w:t>,1%</w:t>
       </w:r>
-      <w:ins w:id="59" w:author="Sadia Emmanuel Josias" w:date="2025-04-15T13:49:00Z" w16du:dateUtc="2025-04-15T13:49:00Z">
-        <w:r>
-          <w:rPr>
-            <w:rFonts w:ascii="Garamond" w:hAnsi="Garamond"/>
-            <w:sz w:val="24"/>
-            <w:szCs w:val="24"/>
-            <w:lang w:val="fr-FR"/>
-          </w:rPr>
-          <w:t>, en baisse par rapport à celui de février (68,1%).</w:t>
-        </w:r>
-      </w:ins>
-      <w:ins w:id="60" w:author="Sadia Emmanuel Josias" w:date="2025-04-15T13:53:00Z" w16du:dateUtc="2025-04-15T13:53:00Z">
-        <w:r>
-          <w:rPr>
-            <w:rFonts w:ascii="Garamond" w:hAnsi="Garamond"/>
-            <w:sz w:val="24"/>
-            <w:szCs w:val="24"/>
-            <w:lang w:val="fr-FR"/>
-          </w:rPr>
-          <w:t xml:space="preserve"> </w:t>
-        </w:r>
-      </w:ins>
-      <w:ins w:id="61" w:author="Sadia Emmanuel Josias" w:date="2025-04-15T13:54:00Z" w16du:dateUtc="2025-04-15T13:54:00Z">
-        <w:r>
-          <w:rPr>
-            <w:rFonts w:ascii="Garamond" w:hAnsi="Garamond"/>
-            <w:sz w:val="24"/>
-            <w:szCs w:val="24"/>
-            <w:lang w:val="fr-FR"/>
-          </w:rPr>
-          <w:t>En outre, le taux de réponse chez les nouveaux entrants</w:t>
-        </w:r>
-      </w:ins>
-      <w:del w:id="62" w:author="Sadia Emmanuel Josias" w:date="2025-04-15T13:49:00Z" w16du:dateUtc="2025-04-15T13:49:00Z">
-        <w:r>
-          <w:rPr>
-            <w:rFonts w:ascii="Garamond" w:hAnsi="Garamond"/>
-            <w:sz w:val="24"/>
-            <w:szCs w:val="24"/>
-            <w:lang w:val="fr-FR"/>
-          </w:rPr>
-          <w:delText>.</w:delText>
-        </w:r>
-      </w:del>
+      <w:r>
+        <w:rPr>
+          <w:rFonts w:ascii="Garamond" w:hAnsi="Garamond"/>
+          <w:sz w:val="24"/>
+          <w:szCs w:val="24"/>
+          <w:lang w:val="fr-FR"/>
+        </w:rPr>
+        <w:t>, en baisse par rapport à celui de février (68,1%).</w:t>
+      </w:r>
+      <w:r>
+        <w:rPr>
+          <w:rFonts w:ascii="Garamond" w:hAnsi="Garamond"/>
+          <w:sz w:val="24"/>
+          <w:szCs w:val="24"/>
+          <w:lang w:val="fr-FR"/>
+        </w:rPr>
+        <w:t xml:space="preserve"> En outre, le taux de réponse chez les nouveaux entrants</w:t>
+      </w:r>
     </w:p>
     <w:p>
       <w:pPr>
@@ -2156,7 +1702,7 @@
                 <w:lang w:val="fr-FR"/>
               </w:rPr>
             </w:pPr>
-            <w:bookmarkStart w:id="63" w:name="_Ref183106180"/>
+            <w:bookmarkStart w:id="1" w:name="_Ref183106180"/>
           </w:p>
         </w:tc>
         <w:tc>
@@ -2773,7 +2319,7 @@
         </w:rPr>
         <w:fldChar w:fldCharType="end"/>
       </w:r>
-      <w:bookmarkEnd w:id="63"/>
+      <w:bookmarkEnd w:id="1"/>
       <w:r>
         <w:rPr>
           <w:rFonts w:ascii="Book Antiqua" w:hAnsi="Book Antiqua"/>
@@ -3718,28 +3264,15 @@
         </w:rPr>
         <w:t xml:space="preserve">agit </w:t>
       </w:r>
-      <w:del w:id="64" w:author="Sadia Emmanuel Josias" w:date="2025-04-15T13:42:00Z" w16du:dateUtc="2025-04-15T13:42:00Z">
-        <w:r>
-          <w:rPr>
-            <w:rFonts w:ascii="Garamond" w:hAnsi="Garamond"/>
-            <w:sz w:val="24"/>
-            <w:szCs w:val="24"/>
-            <w:lang w:val="fr-FR"/>
-          </w:rPr>
-          <w:delText>entre autre</w:delText>
-        </w:r>
-      </w:del>
-      <w:ins w:id="65" w:author="Sadia Emmanuel Josias" w:date="2025-04-15T13:42:00Z" w16du:dateUtc="2025-04-15T13:42:00Z">
-        <w:r>
-          <w:rPr>
-            <w:rFonts w:ascii="Garamond" w:hAnsi="Garamond"/>
-            <w:sz w:val="24"/>
-            <w:szCs w:val="24"/>
-            <w:lang w:val="fr-FR"/>
-          </w:rPr>
-          <w:t>entre autres</w:t>
-        </w:r>
-      </w:ins>
+      <w:r>
+        <w:rPr>
+          <w:rFonts w:ascii="Garamond" w:hAnsi="Garamond"/>
+          <w:sz w:val="24"/>
+          <w:szCs w:val="24"/>
+          <w:lang w:val="fr-FR"/>
+        </w:rPr>
+        <w:t>entre autres</w:t>
+      </w:r>
       <w:r>
         <w:rPr>
           <w:rFonts w:ascii="Garamond" w:hAnsi="Garamond"/>
@@ -3842,28 +3375,15 @@
         </w:rPr>
         <w:t xml:space="preserve">Réticence des ménages se matérialisant par le fait qu’il y ait des </w:t>
       </w:r>
-      <w:del w:id="66" w:author="Sadia Emmanuel Josias" w:date="2025-04-15T13:42:00Z" w16du:dateUtc="2025-04-15T13:42:00Z">
-        <w:r>
-          <w:rPr>
-            <w:rFonts w:ascii="Garamond" w:hAnsi="Garamond"/>
-            <w:sz w:val="24"/>
-            <w:szCs w:val="24"/>
-            <w:lang w:val="fr-FR"/>
-          </w:rPr>
-          <w:delText>non réponses</w:delText>
-        </w:r>
-      </w:del>
-      <w:ins w:id="67" w:author="Sadia Emmanuel Josias" w:date="2025-04-15T13:42:00Z" w16du:dateUtc="2025-04-15T13:42:00Z">
-        <w:r>
-          <w:rPr>
-            <w:rFonts w:ascii="Garamond" w:hAnsi="Garamond"/>
-            <w:sz w:val="24"/>
-            <w:szCs w:val="24"/>
-            <w:lang w:val="fr-FR"/>
-          </w:rPr>
-          <w:t>non-réponses</w:t>
-        </w:r>
-      </w:ins>
+      <w:r>
+        <w:rPr>
+          <w:rFonts w:ascii="Garamond" w:hAnsi="Garamond"/>
+          <w:sz w:val="24"/>
+          <w:szCs w:val="24"/>
+          <w:lang w:val="fr-FR"/>
+        </w:rPr>
+        <w:t>non-réponses</w:t>
+      </w:r>
       <w:r>
         <w:rPr>
           <w:rFonts w:ascii="Garamond" w:hAnsi="Garamond"/>
@@ -4494,8 +4014,8 @@
           <w:lang w:val="fr-FR"/>
         </w:rPr>
       </w:pPr>
-      <w:bookmarkStart w:id="68" w:name="_Ref183708354"/>
-      <w:bookmarkStart w:id="69" w:name="_Ref183708349"/>
+      <w:bookmarkStart w:id="2" w:name="_Ref183708354"/>
+      <w:bookmarkStart w:id="3" w:name="_Ref183708349"/>
     </w:p>
     <w:p>
       <w:pPr>
@@ -4575,7 +4095,7 @@
         </w:rPr>
         <w:fldChar w:fldCharType="end"/>
       </w:r>
-      <w:bookmarkEnd w:id="68"/>
+      <w:bookmarkEnd w:id="2"/>
       <w:r>
         <w:rPr>
           <w:rFonts w:ascii="Book Antiqua" w:hAnsi="Book Antiqua"/>
@@ -4584,7 +4104,7 @@
         </w:rPr>
         <w:t>: Soldes d'opinion nationaux</w:t>
       </w:r>
-      <w:bookmarkEnd w:id="69"/>
+      <w:bookmarkEnd w:id="3"/>
     </w:p>
     <w:tbl>
       <w:tblPr>
@@ -4708,7 +4228,6 @@
                 <w:szCs w:val="24"/>
               </w:rPr>
             </w:pPr>
-            <w:proofErr w:type="spellStart"/>
             <w:r>
               <w:rPr>
                 <w:rFonts w:ascii="Times New Roman" w:eastAsia="Times New Roman" w:hAnsi="Times New Roman" w:cs="Times New Roman"/>
@@ -4718,19 +4237,7 @@
                 <w:sz w:val="24"/>
                 <w:szCs w:val="24"/>
               </w:rPr>
-              <w:t>Erreur</w:t>
-            </w:r>
-            <w:proofErr w:type="spellEnd"/>
-            <w:r>
-              <w:rPr>
-                <w:rFonts w:ascii="Times New Roman" w:eastAsia="Times New Roman" w:hAnsi="Times New Roman" w:cs="Times New Roman"/>
-                <w:b/>
-                <w:bCs/>
-                <w:color w:val="000000"/>
-                <w:sz w:val="24"/>
-                <w:szCs w:val="24"/>
-              </w:rPr>
-              <w:t xml:space="preserve"> standard</w:t>
+              <w:t>Erreur standard</w:t>
             </w:r>
           </w:p>
         </w:tc>
@@ -8612,23 +8119,13 @@
                 <w:szCs w:val="24"/>
               </w:rPr>
             </w:pPr>
-            <w:proofErr w:type="spellStart"/>
-            <w:r>
-              <w:rPr>
-                <w:rFonts w:ascii="Garamond" w:eastAsia="Times New Roman" w:hAnsi="Garamond" w:cs="Calibri"/>
-                <w:sz w:val="24"/>
-                <w:szCs w:val="24"/>
-              </w:rPr>
-              <w:t>Réduction</w:t>
-            </w:r>
-            <w:proofErr w:type="spellEnd"/>
-            <w:r>
-              <w:rPr>
-                <w:rFonts w:ascii="Garamond" w:eastAsia="Times New Roman" w:hAnsi="Garamond" w:cs="Calibri"/>
-                <w:sz w:val="24"/>
-                <w:szCs w:val="24"/>
-              </w:rPr>
-              <w:t xml:space="preserve"> des </w:t>
+            <w:r>
+              <w:rPr>
+                <w:rFonts w:ascii="Garamond" w:eastAsia="Times New Roman" w:hAnsi="Garamond" w:cs="Calibri"/>
+                <w:sz w:val="24"/>
+                <w:szCs w:val="24"/>
+              </w:rPr>
+              <w:t xml:space="preserve">Réduction des </w:t>
             </w:r>
             <w:proofErr w:type="spellStart"/>
             <w:r>
@@ -9080,23 +8577,13 @@
                 <w:szCs w:val="24"/>
               </w:rPr>
             </w:pPr>
-            <w:proofErr w:type="spellStart"/>
-            <w:r>
-              <w:rPr>
-                <w:rFonts w:ascii="Garamond" w:eastAsia="Times New Roman" w:hAnsi="Garamond" w:cs="Calibri"/>
-                <w:sz w:val="24"/>
-                <w:szCs w:val="24"/>
-              </w:rPr>
-              <w:t>Réduction</w:t>
-            </w:r>
-            <w:proofErr w:type="spellEnd"/>
-            <w:r>
-              <w:rPr>
-                <w:rFonts w:ascii="Garamond" w:eastAsia="Times New Roman" w:hAnsi="Garamond" w:cs="Calibri"/>
-                <w:sz w:val="24"/>
-                <w:szCs w:val="24"/>
-              </w:rPr>
-              <w:t xml:space="preserve"> de la </w:t>
+            <w:r>
+              <w:rPr>
+                <w:rFonts w:ascii="Garamond" w:eastAsia="Times New Roman" w:hAnsi="Garamond" w:cs="Calibri"/>
+                <w:sz w:val="24"/>
+                <w:szCs w:val="24"/>
+              </w:rPr>
+              <w:t xml:space="preserve">Réduction de la </w:t>
             </w:r>
             <w:proofErr w:type="spellStart"/>
             <w:r>
@@ -13372,14 +12859,6 @@
     <w:abstractNumId w:val="7"/>
   </w:num>
 </w:numbering>
-</file>
-
-<file path=word/people.xml><?xml version="1.0" encoding="utf-8"?>
-<w15:people xmlns:wpc="http://schemas.microsoft.com/office/word/2010/wordprocessingCanvas" xmlns:cx="http://schemas.microsoft.com/office/drawing/2014/chartex" xmlns:cx1="http://schemas.microsoft.com/office/drawing/2015/9/8/chartex" xmlns:cx2="http://schemas.microsoft.com/office/drawing/2015/10/21/chartex" xmlns:cx3="http://schemas.microsoft.com/office/drawing/2016/5/9/chartex" xmlns:cx4="http://schemas.microsoft.com/office/drawing/2016/5/10/chartex" xmlns:cx5="http://schemas.microsoft.com/office/drawing/2016/5/11/chartex" xmlns:cx6="http://schemas.microsoft.com/office/drawing/2016/5/12/chartex" xmlns:cx7="http://schemas.microsoft.com/office/drawing/2016/5/13/chartex" xmlns:cx8="http://schemas.microsoft.com/office/drawing/2016/5/14/chartex" xmlns:mc="http://schemas.openxmlformats.org/markup-compatibility/2006" xmlns:aink="http://schemas.microsoft.com/office/drawing/2016/ink" xmlns:am3d="http://schemas.microsoft.com/office/drawing/2017/model3d" xmlns:o="urn:schemas-microsoft-com:office:office" xmlns:oel="http://schemas.microsoft.com/office/2019/extlst" xmlns:r="http://schemas.openxmlformats.org/officeDocument/2006/relationships" xmlns:m="http://schemas.openxmlformats.org/officeDocument/2006/math" xmlns:v="urn:schemas-microsoft-com:vml" xmlns:wp14="http://schemas.microsoft.com/office/word/2010/wordprocessingDrawing" xmlns:wp="http://schemas.openxmlformats.org/drawingml/2006/wordprocessingDrawing" xmlns:w10="urn:schemas-microsoft-com:office:word" xmlns:w="http://schemas.openxmlformats.org/wordprocessingml/2006/main" xmlns:w14="http://schemas.microsoft.com/office/word/2010/wordml" xmlns:w15="http://schemas.microsoft.com/office/word/2012/wordml" xmlns:w16cex="http://schemas.microsoft.com/office/word/2018/wordml/cex" xmlns:w16cid="http://schemas.microsoft.com/office/word/2016/wordml/cid" xmlns:w16="http://schemas.microsoft.com/office/word/2018/wordml" xmlns:w16du="http://schemas.microsoft.com/office/word/2023/wordml/word16du" xmlns:w16sdtdh="http://schemas.microsoft.com/office/word/2020/wordml/sdtdatahash" xmlns:w16sdtfl="http://schemas.microsoft.com/office/word/2024/wordml/sdtformatlock" xmlns:w16se="http://schemas.microsoft.com/office/word/2015/wordml/symex" xmlns:wpg="http://schemas.microsoft.com/office/word/2010/wordprocessingGroup" xmlns:wpi="http://schemas.microsoft.com/office/word/2010/wordprocessingInk" xmlns:wne="http://schemas.microsoft.com/office/word/2006/wordml" xmlns:wps="http://schemas.microsoft.com/office/word/2010/wordprocessingShape" mc:Ignorable="w14 w15 w16se w16cid w16 w16cex w16sdtdh w16sdtfl w16du wp14">
-  <w15:person w15:author="Sadia Emmanuel Josias">
-    <w15:presenceInfo w15:providerId="AD" w15:userId="S::emm.sadia@stat.plan.gouv.ci::515d3646-6efe-4b56-b947-2038a879e143"/>
-  </w15:person>
-</w15:people>
 </file>
 
 <file path=word/styles.xml><?xml version="1.0" encoding="utf-8"?>
